--- a/MAU BB TO TUNG/KHAM XET/3.2. Biên bản niêm phong đồ vật, tài liệu dung cu su dung ma tuy  - DTV (lần 2) 150-128.docx
+++ b/MAU BB TO TUNG/KHAM XET/3.2. Biên bản niêm phong đồ vật, tài liệu dung cu su dung ma tuy  - DTV (lần 2) 150-128.docx
@@ -1396,6 +1396,10 @@
         </w:tabs>
         <w:spacing w:after="0" w:line="360" w:lineRule="exact"/>
         <w:jc w:val="both"/>
+        <w:rPr>
+          <w:rFonts w:eastAsia="Times New Roman"/>
+          <w:spacing w:val="-2"/>
+        </w:rPr>
       </w:pPr>
       <w:r>
         <w:rPr>
@@ -1425,41 +1429,31 @@
         <w:rPr>
           <w:noProof/>
         </w:rPr>
-        <w:t>“</w:t>
+        <w:t>{</w:t>
       </w:r>
       <w:r>
         <w:rPr>
           <w:noProof/>
         </w:rPr>
-        <w:t>{hanh_vi_vi_pham}</w:t>
-      </w:r>
-      <w:r>
-        <w:rPr>
-          <w:rFonts w:eastAsia="Times New Roman"/>
-          <w:spacing w:val="-2"/>
-        </w:rPr>
-        <w:t xml:space="preserve">” do công an phường Tân Bình phát hiện ngày </w:t>
-      </w:r>
-      <w:r>
-        <w:rPr>
-          <w:rFonts w:eastAsia="Times New Roman"/>
-          <w:spacing w:val="-2"/>
-        </w:rPr>
-        <w:t xml:space="preserve">{ngay_xay_ra_short} </w:t>
-      </w:r>
-      <w:r>
-        <w:rPr>
-          <w:rFonts w:eastAsia="Times New Roman"/>
-          <w:spacing w:val="-2"/>
-        </w:rPr>
-        <w:t xml:space="preserve">tại </w:t>
-      </w:r>
-      <w:r>
-        <w:rPr>
-          <w:rFonts w:eastAsia="Times New Roman"/>
-          <w:spacing w:val="-2"/>
-        </w:rPr>
-        <w:t>{noi_xay_ra}</w:t>
+        <w:t>ghi</w:t>
+      </w:r>
+      <w:r>
+        <w:rPr>
+          <w:noProof/>
+        </w:rPr>
+        <w:t>_</w:t>
+      </w:r>
+      <w:r>
+        <w:rPr>
+          <w:noProof/>
+        </w:rPr>
+        <w:t>chu</w:t>
+      </w:r>
+      <w:r>
+        <w:rPr>
+          <w:noProof/>
+        </w:rPr>
+        <w:t>}</w:t>
       </w:r>
       <w:r>
         <w:rPr>
@@ -1472,9 +1466,10 @@
     <w:p>
       <w:pPr>
         <w:tabs>
-          <w:tab w:val="right" w:leader="dot" w:pos="9356"/>
+          <w:tab w:val="right" w:pos="0"/>
+          <w:tab w:val="left" w:leader="dot" w:pos="9356"/>
         </w:tabs>
-        <w:spacing w:before="120" w:after="120" w:line="240" w:lineRule="auto"/>
+        <w:spacing w:after="0" w:line="360" w:lineRule="exact"/>
         <w:jc w:val="both"/>
         <w:rPr>
           <w:rFonts w:eastAsia="Times New Roman"/>
@@ -1968,21 +1963,21 @@
           <w:color w:val="FF0000"/>
           <w:lang w:val="en-GB"/>
         </w:rPr>
+        <w:tab/>
+      </w:r>
+      <w:r>
+        <w:rPr>
+          <w:rFonts w:eastAsia="Times New Roman"/>
+          <w:color w:val="000000"/>
+        </w:rPr>
+        <w:t xml:space="preserve">Sau khi niêm phong, đồ vật, tài liệu nêu trên được giao cho ông/bà: </w:t>
+      </w:r>
+      <w:r>
+        <w:rPr>
+          <w:rFonts w:eastAsia="Times New Roman"/>
+          <w:color w:val="000000"/>
+        </w:rPr>
         <w:lastRenderedPageBreak/>
-        <w:tab/>
-      </w:r>
-      <w:r>
-        <w:rPr>
-          <w:rFonts w:eastAsia="Times New Roman"/>
-          <w:color w:val="000000"/>
-        </w:rPr>
-        <w:t xml:space="preserve">Sau khi niêm phong, đồ vật, tài liệu nêu trên được giao cho ông/bà: </w:t>
-      </w:r>
-      <w:r>
-        <w:rPr>
-          <w:rFonts w:eastAsia="Times New Roman"/>
-          <w:color w:val="000000"/>
-        </w:rPr>
         <w:t>…………………………….</w:t>
       </w:r>
       <w:r>

--- a/MAU BB TO TUNG/KHAM XET/3.2. Biên bản niêm phong đồ vật, tài liệu dung cu su dung ma tuy  - DTV (lần 2) 150-128.docx
+++ b/MAU BB TO TUNG/KHAM XET/3.2. Biên bản niêm phong đồ vật, tài liệu dung cu su dung ma tuy  - DTV (lần 2) 150-128.docx
@@ -774,14 +774,7 @@
           <w:rFonts w:eastAsia="Times New Roman"/>
           <w:color w:val="FF0000"/>
         </w:rPr>
-        <w:t xml:space="preserve">biên bản </w:t>
-      </w:r>
-      <w:r>
-        <w:rPr>
-          <w:rFonts w:eastAsia="Times New Roman"/>
-          <w:color w:val="FF0000"/>
-        </w:rPr>
-        <w:t>khám xét</w:t>
+        <w:t>……………………………</w:t>
       </w:r>
       <w:r>
         <w:rPr>
@@ -2525,6 +2518,74 @@
         <w:spacing w:after="0" w:line="240" w:lineRule="auto"/>
         <w:jc w:val="both"/>
       </w:pPr>
+    </w:p>
+    <w:p>
+      <w:pPr>
+        <w:tabs>
+          <w:tab w:val="right" w:leader="dot" w:pos="9356"/>
+        </w:tabs>
+        <w:spacing w:after="0" w:line="240" w:lineRule="auto"/>
+        <w:jc w:val="both"/>
+      </w:pPr>
+    </w:p>
+    <w:p>
+      <w:pPr>
+        <w:tabs>
+          <w:tab w:val="right" w:leader="dot" w:pos="9356"/>
+        </w:tabs>
+        <w:spacing w:after="0" w:line="240" w:lineRule="auto"/>
+        <w:jc w:val="both"/>
+      </w:pPr>
+    </w:p>
+    <w:p>
+      <w:pPr>
+        <w:tabs>
+          <w:tab w:val="right" w:leader="dot" w:pos="9356"/>
+        </w:tabs>
+        <w:spacing w:after="0" w:line="240" w:lineRule="auto"/>
+        <w:jc w:val="both"/>
+      </w:pPr>
+    </w:p>
+    <w:p>
+      <w:pPr>
+        <w:tabs>
+          <w:tab w:val="right" w:leader="dot" w:pos="9356"/>
+        </w:tabs>
+        <w:spacing w:after="0" w:line="240" w:lineRule="auto"/>
+        <w:jc w:val="both"/>
+      </w:pPr>
+    </w:p>
+    <w:p>
+      <w:pPr>
+        <w:tabs>
+          <w:tab w:val="right" w:leader="dot" w:pos="9356"/>
+        </w:tabs>
+        <w:spacing w:after="0" w:line="240" w:lineRule="auto"/>
+        <w:jc w:val="both"/>
+      </w:pPr>
+    </w:p>
+    <w:p>
+      <w:pPr>
+        <w:tabs>
+          <w:tab w:val="right" w:leader="dot" w:pos="9356"/>
+        </w:tabs>
+        <w:spacing w:after="0" w:line="240" w:lineRule="auto"/>
+        <w:jc w:val="both"/>
+      </w:pPr>
+      <w:r>
+        <w:rPr>
+          <w:sz w:val="24"/>
+          <w:szCs w:val="24"/>
+        </w:rPr>
+        <w:t xml:space="preserve"> </w:t>
+      </w:r>
+      <w:r>
+        <w:rPr>
+          <w:sz w:val="24"/>
+          <w:szCs w:val="24"/>
+        </w:rPr>
+        <w:t>NGƯỜI CÓ ĐỒ VẬT BỊ NIÊM PHONG</w:t>
+      </w:r>
     </w:p>
     <w:sectPr>
       <w:footerReference w:type="default" r:id="rId7"/>
